--- a/fouga/assets/docs/Fouga_CM170R_computeur_de_vol.docx
+++ b/fouga/assets/docs/Fouga_CM170R_computeur_de_vol.docx
@@ -1173,7 +1173,7 @@
                 <w:sz w:val="17"/>
                 <w:szCs w:val="17"/>
               </w:rPr>
-              <w:t>310</w:t>
+              <w:t>—</w:t>
             </w:r>
           </w:p>
         </w:tc>
@@ -1199,7 +1199,7 @@
                 <w:sz w:val="17"/>
                 <w:szCs w:val="17"/>
               </w:rPr>
-              <w:t>5,2</w:t>
+              <w:t>—</w:t>
             </w:r>
           </w:p>
         </w:tc>
@@ -1225,7 +1225,7 @@
                 <w:sz w:val="17"/>
                 <w:szCs w:val="17"/>
               </w:rPr>
-              <w:t>160</w:t>
+              <w:t>—</w:t>
             </w:r>
           </w:p>
         </w:tc>
@@ -1251,7 +1251,7 @@
                 <w:sz w:val="17"/>
                 <w:szCs w:val="17"/>
               </w:rPr>
-              <w:t>153</w:t>
+              <w:t>—</w:t>
             </w:r>
           </w:p>
         </w:tc>
@@ -1277,7 +1277,7 @@
                 <w:sz w:val="17"/>
                 <w:szCs w:val="17"/>
               </w:rPr>
-              <w:t>416</w:t>
+              <w:t>—</w:t>
             </w:r>
           </w:p>
         </w:tc>
@@ -1303,7 +1303,7 @@
                 <w:sz w:val="17"/>
                 <w:szCs w:val="17"/>
               </w:rPr>
-              <w:t>7,0</w:t>
+              <w:t>—</w:t>
             </w:r>
           </w:p>
         </w:tc>
@@ -1329,7 +1329,7 @@
                 <w:sz w:val="17"/>
                 <w:szCs w:val="17"/>
               </w:rPr>
-              <w:t>710</w:t>
+              <w:t>—</w:t>
             </w:r>
           </w:p>
         </w:tc>
@@ -1355,7 +1355,7 @@
                 <w:sz w:val="17"/>
                 <w:szCs w:val="17"/>
               </w:rPr>
-              <w:t>1 h 44</w:t>
+              <w:t>—</w:t>
             </w:r>
           </w:p>
         </w:tc>
@@ -1415,7 +1415,7 @@
                 <w:sz w:val="17"/>
                 <w:szCs w:val="17"/>
               </w:rPr>
-              <w:t>375</w:t>
+              <w:t>310</w:t>
             </w:r>
           </w:p>
         </w:tc>
@@ -1442,7 +1442,7 @@
                 <w:sz w:val="17"/>
                 <w:szCs w:val="17"/>
               </w:rPr>
-              <w:t>6,3</w:t>
+              <w:t>5,2</w:t>
             </w:r>
           </w:p>
         </w:tc>
@@ -1469,7 +1469,7 @@
                 <w:sz w:val="17"/>
                 <w:szCs w:val="17"/>
               </w:rPr>
-              <w:t>176</w:t>
+              <w:t>160</w:t>
             </w:r>
           </w:p>
         </w:tc>
@@ -1496,7 +1496,7 @@
                 <w:sz w:val="17"/>
                 <w:szCs w:val="17"/>
               </w:rPr>
-              <w:t>170</w:t>
+              <w:t>153</w:t>
             </w:r>
           </w:p>
         </w:tc>
@@ -1523,7 +1523,7 @@
                 <w:sz w:val="17"/>
                 <w:szCs w:val="17"/>
               </w:rPr>
-              <w:t>428</w:t>
+              <w:t>416</w:t>
             </w:r>
           </w:p>
         </w:tc>
@@ -1550,7 +1550,7 @@
                 <w:sz w:val="17"/>
                 <w:szCs w:val="17"/>
               </w:rPr>
-              <w:t>7,1</w:t>
+              <w:t>7,0</w:t>
             </w:r>
           </w:p>
         </w:tc>
@@ -1577,7 +1577,7 @@
                 <w:sz w:val="17"/>
                 <w:szCs w:val="17"/>
               </w:rPr>
-              <w:t>655</w:t>
+              <w:t>710</w:t>
             </w:r>
           </w:p>
         </w:tc>
@@ -1604,7 +1604,7 @@
                 <w:sz w:val="17"/>
                 <w:szCs w:val="17"/>
               </w:rPr>
-              <w:t>1 h 33</w:t>
+              <w:t>1 h 44</w:t>
             </w:r>
           </w:p>
         </w:tc>
@@ -1663,7 +1663,7 @@
                 <w:sz w:val="17"/>
                 <w:szCs w:val="17"/>
               </w:rPr>
-              <w:t>440</w:t>
+              <w:t>375</w:t>
             </w:r>
           </w:p>
         </w:tc>
@@ -1689,7 +1689,7 @@
                 <w:sz w:val="17"/>
                 <w:szCs w:val="17"/>
               </w:rPr>
-              <w:t>7,4</w:t>
+              <w:t>6,3</w:t>
             </w:r>
           </w:p>
         </w:tc>
@@ -1715,7 +1715,7 @@
                 <w:sz w:val="17"/>
                 <w:szCs w:val="17"/>
               </w:rPr>
-              <w:t>192</w:t>
+              <w:t>176</w:t>
             </w:r>
           </w:p>
         </w:tc>
@@ -1741,7 +1741,7 @@
                 <w:sz w:val="17"/>
                 <w:szCs w:val="17"/>
               </w:rPr>
-              <w:t>186</w:t>
+              <w:t>170</w:t>
             </w:r>
           </w:p>
         </w:tc>
@@ -1767,7 +1767,7 @@
                 <w:sz w:val="17"/>
                 <w:szCs w:val="17"/>
               </w:rPr>
-              <w:t>430</w:t>
+              <w:t>428</w:t>
             </w:r>
           </w:p>
         </w:tc>
@@ -1819,7 +1819,7 @@
                 <w:sz w:val="17"/>
                 <w:szCs w:val="17"/>
               </w:rPr>
-              <w:t>597</w:t>
+              <w:t>655</w:t>
             </w:r>
           </w:p>
         </w:tc>
@@ -1845,7 +1845,7 @@
                 <w:sz w:val="17"/>
                 <w:szCs w:val="17"/>
               </w:rPr>
-              <w:t>1 h 24</w:t>
+              <w:t>1 h 33</w:t>
             </w:r>
           </w:p>
         </w:tc>
@@ -1905,7 +1905,7 @@
                 <w:sz w:val="17"/>
                 <w:szCs w:val="17"/>
               </w:rPr>
-              <w:t>510</w:t>
+              <w:t>440</w:t>
             </w:r>
           </w:p>
         </w:tc>
@@ -1932,7 +1932,7 @@
                 <w:sz w:val="17"/>
                 <w:szCs w:val="17"/>
               </w:rPr>
-              <w:t>8,5</w:t>
+              <w:t>7,4</w:t>
             </w:r>
           </w:p>
         </w:tc>
@@ -1959,7 +1959,7 @@
                 <w:sz w:val="17"/>
                 <w:szCs w:val="17"/>
               </w:rPr>
-              <w:t>209</w:t>
+              <w:t>192</w:t>
             </w:r>
           </w:p>
         </w:tc>
@@ -1986,7 +1986,7 @@
                 <w:sz w:val="17"/>
                 <w:szCs w:val="17"/>
               </w:rPr>
-              <w:t>202</w:t>
+              <w:t>186</w:t>
             </w:r>
           </w:p>
         </w:tc>
@@ -2067,7 +2067,7 @@
                 <w:sz w:val="17"/>
                 <w:szCs w:val="17"/>
               </w:rPr>
-              <w:t>545</w:t>
+              <w:t>597</w:t>
             </w:r>
           </w:p>
         </w:tc>
@@ -2094,7 +2094,7 @@
                 <w:sz w:val="17"/>
                 <w:szCs w:val="17"/>
               </w:rPr>
-              <w:t>1 h 17</w:t>
+              <w:t>1 h 24</w:t>
             </w:r>
           </w:p>
         </w:tc>
@@ -2153,7 +2153,7 @@
                 <w:sz w:val="17"/>
                 <w:szCs w:val="17"/>
               </w:rPr>
-              <w:t>600</w:t>
+              <w:t>510</w:t>
             </w:r>
           </w:p>
         </w:tc>
@@ -2179,7 +2179,7 @@
                 <w:sz w:val="17"/>
                 <w:szCs w:val="17"/>
               </w:rPr>
-              <w:t>10,0</w:t>
+              <w:t>8,5</w:t>
             </w:r>
           </w:p>
         </w:tc>
@@ -2205,7 +2205,7 @@
                 <w:sz w:val="17"/>
                 <w:szCs w:val="17"/>
               </w:rPr>
-              <w:t>222</w:t>
+              <w:t>209</w:t>
             </w:r>
           </w:p>
         </w:tc>
@@ -2231,7 +2231,7 @@
                 <w:sz w:val="17"/>
                 <w:szCs w:val="17"/>
               </w:rPr>
-              <w:t>215</w:t>
+              <w:t>202</w:t>
             </w:r>
           </w:p>
         </w:tc>
@@ -2257,7 +2257,7 @@
                 <w:sz w:val="17"/>
                 <w:szCs w:val="17"/>
               </w:rPr>
-              <w:t>426</w:t>
+              <w:t>430</w:t>
             </w:r>
           </w:p>
         </w:tc>
@@ -2309,7 +2309,7 @@
                 <w:sz w:val="17"/>
                 <w:szCs w:val="17"/>
               </w:rPr>
-              <w:t>486</w:t>
+              <w:t>545</w:t>
             </w:r>
           </w:p>
         </w:tc>
@@ -2335,7 +2335,7 @@
                 <w:sz w:val="17"/>
                 <w:szCs w:val="17"/>
               </w:rPr>
-              <w:t>1 h 09</w:t>
+              <w:t>1 h 17</w:t>
             </w:r>
           </w:p>
         </w:tc>
@@ -2395,7 +2395,7 @@
                 <w:sz w:val="17"/>
                 <w:szCs w:val="17"/>
               </w:rPr>
-              <w:t>670</w:t>
+              <w:t>600</w:t>
             </w:r>
           </w:p>
         </w:tc>
@@ -2422,7 +2422,7 @@
                 <w:sz w:val="17"/>
                 <w:szCs w:val="17"/>
               </w:rPr>
-              <w:t>11,2</w:t>
+              <w:t>10,0</w:t>
             </w:r>
           </w:p>
         </w:tc>
@@ -2449,7 +2449,7 @@
                 <w:sz w:val="17"/>
                 <w:szCs w:val="17"/>
               </w:rPr>
-              <w:t>233</w:t>
+              <w:t>222</w:t>
             </w:r>
           </w:p>
         </w:tc>
@@ -2476,7 +2476,7 @@
                 <w:sz w:val="17"/>
                 <w:szCs w:val="17"/>
               </w:rPr>
-              <w:t>225</w:t>
+              <w:t>215</w:t>
             </w:r>
           </w:p>
         </w:tc>
@@ -2503,7 +2503,7 @@
                 <w:sz w:val="17"/>
                 <w:szCs w:val="17"/>
               </w:rPr>
-              <w:t>422</w:t>
+              <w:t>426</w:t>
             </w:r>
           </w:p>
         </w:tc>
@@ -2530,7 +2530,7 @@
                 <w:sz w:val="17"/>
                 <w:szCs w:val="17"/>
               </w:rPr>
-              <w:t>7,0</w:t>
+              <w:t>7,1</w:t>
             </w:r>
           </w:p>
         </w:tc>
@@ -2557,7 +2557,7 @@
                 <w:sz w:val="17"/>
                 <w:szCs w:val="17"/>
               </w:rPr>
-              <w:t>446</w:t>
+              <w:t>486</w:t>
             </w:r>
           </w:p>
         </w:tc>
@@ -2584,7 +2584,7 @@
                 <w:sz w:val="17"/>
                 <w:szCs w:val="17"/>
               </w:rPr>
-              <w:t>1 h 04</w:t>
+              <w:t>1 h 09</w:t>
             </w:r>
           </w:p>
         </w:tc>
@@ -2641,7 +2641,7 @@
                 <w:sz w:val="17"/>
                 <w:szCs w:val="17"/>
               </w:rPr>
-              <w:t>—</w:t>
+              <w:t>670</w:t>
             </w:r>
           </w:p>
         </w:tc>
@@ -2666,7 +2666,7 @@
                 <w:sz w:val="17"/>
                 <w:szCs w:val="17"/>
               </w:rPr>
-              <w:t>—</w:t>
+              <w:t>11,2</w:t>
             </w:r>
           </w:p>
         </w:tc>
@@ -2691,7 +2691,7 @@
                 <w:sz w:val="17"/>
                 <w:szCs w:val="17"/>
               </w:rPr>
-              <w:t>—</w:t>
+              <w:t>233</w:t>
             </w:r>
           </w:p>
         </w:tc>
@@ -2716,7 +2716,7 @@
                 <w:sz w:val="17"/>
                 <w:szCs w:val="17"/>
               </w:rPr>
-              <w:t>—</w:t>
+              <w:t>225</w:t>
             </w:r>
           </w:p>
         </w:tc>
@@ -2741,7 +2741,7 @@
                 <w:sz w:val="17"/>
                 <w:szCs w:val="17"/>
               </w:rPr>
-              <w:t>—</w:t>
+              <w:t>422</w:t>
             </w:r>
           </w:p>
         </w:tc>
@@ -2766,7 +2766,7 @@
                 <w:sz w:val="17"/>
                 <w:szCs w:val="17"/>
               </w:rPr>
-              <w:t>—</w:t>
+              <w:t>7,0</w:t>
             </w:r>
           </w:p>
         </w:tc>
@@ -2791,7 +2791,7 @@
                 <w:sz w:val="17"/>
                 <w:szCs w:val="17"/>
               </w:rPr>
-              <w:t>—</w:t>
+              <w:t>446</w:t>
             </w:r>
           </w:p>
         </w:tc>
@@ -2816,7 +2816,7 @@
                 <w:sz w:val="17"/>
                 <w:szCs w:val="17"/>
               </w:rPr>
-              <w:t>—</w:t>
+              <w:t>1 h 04</w:t>
             </w:r>
           </w:p>
         </w:tc>
@@ -2834,7 +2834,7 @@
           <w:sz w:val="19"/>
           <w:szCs w:val="19"/>
         </w:rPr>
-        <w:t>Au régime 19.000 t/m, le cas « SOL » n’est pas gravé sur l’instrument (fenêtre vierge).</w:t>
+        <w:t>Au régime 19.000 t/m, le cas « 30.000′ » n’est pas gravé sur l’instrument (fenêtre vierge) : au-dessus de 30.000′, on affiche 20.000 t/m.</w:t>
       </w:r>
     </w:p>
     <w:p>

--- a/fouga/assets/docs/Fouga_CM170R_computeur_de_vol.docx
+++ b/fouga/assets/docs/Fouga_CM170R_computeur_de_vol.docx
@@ -146,6 +146,19 @@
       </w:r>
     </w:p>
     <w:p>
+      <w:pPr>
+        <w:spacing w:before="160"/>
+        <w:jc w:val="center"/>
+      </w:pPr>
+      <w:r>
+        <w:rPr>
+          <w:i/>
+          <w:color w:val="595959"/>
+        </w:rPr>
+        <w:t xml:space="preserve">Dernière mise à jour — 20 juillet 2026</w:t>
+      </w:r>
+    </w:p>
+    <w:p>
       <w:r>
         <w:br w:type="page"/>
       </w:r>
@@ -731,7 +744,7 @@
         <w:t>↔︎</w:t>
       </w:r>
       <w:r>
-        <w:t xml:space="preserve"> litres, les constantes et limitations, et la réglette cartographique au 1/1.000.000ᵉ. L’autre face (marquée « 336 ») porte la table centrale régime / consommation, les règles d’affichage (distance et endurance maximales) et la règle à calcul circulaire. Les abaques Montée / Descente et Distance maximale sont gravés sur la plaque support.</w:t>
+        <w:t xml:space="preserve"> litres, les constantes et limitations, et la réglette cartographique au 1/1.000.000ᵉ. L’autre face (marquée « 336 ») porte la table centrale régime / consommation, les règles d’affichage (distance et endurance maximales), la règle à calcul circulaire et une réglette cartographique au 1/500.000ᵉ. Les abaques Montée / Descente et Distance maximale sont gravés sur la plaque support.</w:t>
       </w:r>
     </w:p>
     <w:p>
@@ -741,6 +754,64 @@
       </w:pPr>
       <w:r>
         <w:t>Les nombres « 131 » et « 336 » inscrits sur l’instrument ne désignent pas deux modèles différents : ils correspondent vraisemblablement aux numéros des Fouga auxquels l’appareil a été rattaché. Les abaques de performances sont ceux de l’avion et de son moteur Marboré II.</w:t>
+      </w:r>
+    </w:p>
+    <w:p>
+      <w:pPr>
+        <w:spacing w:before="160" w:after="40"/>
+        <w:jc w:val="center"/>
+      </w:pPr>
+      <w:r>
+        <w:drawing>
+          <wp:inline distT="0" distB="0" distL="0" distR="0">
+            <wp:extent cx="2880000" cy="3896471"/>
+            <wp:effectExtent l="0" t="0" r="0" b="0"/>
+            <wp:docPr id="201" name="face131_vue" descr="face131_vue"/>
+            <wp:cNvGraphicFramePr>
+              <a:graphicFrameLocks xmlns:a="http://schemas.openxmlformats.org/drawingml/2006/main" noChangeAspect="1"/>
+            </wp:cNvGraphicFramePr>
+            <a:graphic xmlns:a="http://schemas.openxmlformats.org/drawingml/2006/main">
+              <a:graphicData uri="http://schemas.openxmlformats.org/drawingml/2006/picture">
+                <pic:pic xmlns:pic="http://schemas.openxmlformats.org/drawingml/2006/picture">
+                  <pic:nvPicPr>
+                    <pic:cNvPr id="201" name="face131_vue"/>
+                    <pic:cNvPicPr/>
+                  </pic:nvPicPr>
+                  <pic:blipFill>
+                    <a:blip r:embed="rId16"/>
+                    <a:stretch>
+                      <a:fillRect/>
+                    </a:stretch>
+                  </pic:blipFill>
+                  <pic:spPr>
+                    <a:xfrm>
+                      <a:off x="0" y="0"/>
+                      <a:ext cx="2880000" cy="3896471"/>
+                    </a:xfrm>
+                    <a:prstGeom prst="rect">
+                      <a:avLst/>
+                    </a:prstGeom>
+                  </pic:spPr>
+                </pic:pic>
+              </a:graphicData>
+            </a:graphic>
+          </wp:inline>
+        </w:drawing>
+      </w:r>
+    </w:p>
+    <w:p>
+      <w:pPr>
+        <w:spacing w:after="220"/>
+        <w:jc w:val="center"/>
+      </w:pPr>
+      <w:r>
+        <w:rPr>
+          <w:i/>
+          <w:sz w:val="18"/>
+          <w:szCs w:val="18"/>
+          <w:color w:val="595959"/>
+        </w:rPr>
+        <w:t xml:space="preserve">Face « 131 » — disque à fenêtres de lecture et couronne altitude / litres.</w:t>
       </w:r>
     </w:p>
     <w:p>
@@ -810,6 +881,64 @@
       </w:pPr>
       <w:r>
         <w:t>Lue sur les fenêtres de la face « 131 », présentée régime par régime. Pour un régime donné, descendre la colonne « Altitude » jusqu’au niveau désiré et lire la série couplée. À régime constant, lorsque l’altitude augmente, l’IAS et la consommation diminuent tandis que la TAS reste à peu près constante, d’où l’allongement de la distance franchissable et du temps. Les litres en regard de chaque altitude sont ceux lus sur la couronne (carburant restant après montée).</w:t>
+      </w:r>
+    </w:p>
+    <w:p>
+      <w:pPr>
+        <w:spacing w:before="160" w:after="40"/>
+        <w:jc w:val="center"/>
+      </w:pPr>
+      <w:r>
+        <w:drawing>
+          <wp:inline distT="0" distB="0" distL="0" distR="0">
+            <wp:extent cx="2880000" cy="3896471"/>
+            <wp:effectExtent l="0" t="0" r="0" b="0"/>
+            <wp:docPr id="202" name="face131_disque" descr="face131_disque"/>
+            <wp:cNvGraphicFramePr>
+              <a:graphicFrameLocks xmlns:a="http://schemas.openxmlformats.org/drawingml/2006/main" noChangeAspect="1"/>
+            </wp:cNvGraphicFramePr>
+            <a:graphic xmlns:a="http://schemas.openxmlformats.org/drawingml/2006/main">
+              <a:graphicData uri="http://schemas.openxmlformats.org/drawingml/2006/picture">
+                <pic:pic xmlns:pic="http://schemas.openxmlformats.org/drawingml/2006/picture">
+                  <pic:nvPicPr>
+                    <pic:cNvPr id="202" name="face131_disque"/>
+                    <pic:cNvPicPr/>
+                  </pic:nvPicPr>
+                  <pic:blipFill>
+                    <a:blip r:embed="rId17"/>
+                    <a:stretch>
+                      <a:fillRect/>
+                    </a:stretch>
+                  </pic:blipFill>
+                  <pic:spPr>
+                    <a:xfrm>
+                      <a:off x="0" y="0"/>
+                      <a:ext cx="2880000" cy="3896471"/>
+                    </a:xfrm>
+                    <a:prstGeom prst="rect">
+                      <a:avLst/>
+                    </a:prstGeom>
+                  </pic:spPr>
+                </pic:pic>
+              </a:graphicData>
+            </a:graphic>
+          </wp:inline>
+        </w:drawing>
+      </w:r>
+    </w:p>
+    <w:p>
+      <w:pPr>
+        <w:spacing w:after="220"/>
+        <w:jc w:val="center"/>
+      </w:pPr>
+      <w:r>
+        <w:rPr>
+          <w:i/>
+          <w:sz w:val="18"/>
+          <w:szCs w:val="18"/>
+          <w:color w:val="595959"/>
+        </w:rPr>
+        <w:t xml:space="preserve">Fenêtres de lecture de la face « 131 » : régime → consommation → vitesses → distance → temps.</w:t>
       </w:r>
     </w:p>
     <w:p>
@@ -6885,6 +7014,64 @@
       </w:pPr>
       <w:r>
         <w:t>Performances des phases verticales, gravées sur la règle. Elles servent à retrancher de la croisière le carburant, la distance et le temps consommés en montée et en descente. La montée est effectuée plein gaz (22.600 t/m, 200 kt, Mach 0,42) ; la descente IFR aérofreins sortis (18.000 t/m, 220 kt) ; la descente VFR à régime réduit, aérofreins rentrés (200 kt).</w:t>
+      </w:r>
+    </w:p>
+    <w:p>
+      <w:pPr>
+        <w:spacing w:before="160" w:after="40"/>
+        <w:jc w:val="center"/>
+      </w:pPr>
+      <w:r>
+        <w:drawing>
+          <wp:inline distT="0" distB="0" distL="0" distR="0">
+            <wp:extent cx="4680000" cy="3330000"/>
+            <wp:effectExtent l="0" t="0" r="0" b="0"/>
+            <wp:docPr id="203" name="abaque_md" descr="abaque_md"/>
+            <wp:cNvGraphicFramePr>
+              <a:graphicFrameLocks xmlns:a="http://schemas.openxmlformats.org/drawingml/2006/main" noChangeAspect="1"/>
+            </wp:cNvGraphicFramePr>
+            <a:graphic xmlns:a="http://schemas.openxmlformats.org/drawingml/2006/main">
+              <a:graphicData uri="http://schemas.openxmlformats.org/drawingml/2006/picture">
+                <pic:pic xmlns:pic="http://schemas.openxmlformats.org/drawingml/2006/picture">
+                  <pic:nvPicPr>
+                    <pic:cNvPr id="203" name="abaque_md"/>
+                    <pic:cNvPicPr/>
+                  </pic:nvPicPr>
+                  <pic:blipFill>
+                    <a:blip r:embed="rId18"/>
+                    <a:stretch>
+                      <a:fillRect/>
+                    </a:stretch>
+                  </pic:blipFill>
+                  <pic:spPr>
+                    <a:xfrm>
+                      <a:off x="0" y="0"/>
+                      <a:ext cx="4680000" cy="3330000"/>
+                    </a:xfrm>
+                    <a:prstGeom prst="rect">
+                      <a:avLst/>
+                    </a:prstGeom>
+                  </pic:spPr>
+                </pic:pic>
+              </a:graphicData>
+            </a:graphic>
+          </wp:inline>
+        </w:drawing>
+      </w:r>
+    </w:p>
+    <w:p>
+      <w:pPr>
+        <w:spacing w:after="220"/>
+        <w:jc w:val="center"/>
+      </w:pPr>
+      <w:r>
+        <w:rPr>
+          <w:i/>
+          <w:sz w:val="18"/>
+          <w:szCs w:val="18"/>
+          <w:color w:val="595959"/>
+        </w:rPr>
+        <w:t xml:space="preserve">Abaque Montée / Descente IFR / VFR, gravé sur la plaque support.</w:t>
       </w:r>
     </w:p>
     <w:tbl>
@@ -10067,6 +10254,64 @@
     </w:p>
     <w:p>
       <w:pPr>
+        <w:spacing w:before="160" w:after="40"/>
+        <w:jc w:val="center"/>
+      </w:pPr>
+      <w:r>
+        <w:drawing>
+          <wp:inline distT="0" distB="0" distL="0" distR="0">
+            <wp:extent cx="3420000" cy="3334500"/>
+            <wp:effectExtent l="0" t="0" r="0" b="0"/>
+            <wp:docPr id="204" name="face336" descr="face336"/>
+            <wp:cNvGraphicFramePr>
+              <a:graphicFrameLocks xmlns:a="http://schemas.openxmlformats.org/drawingml/2006/main" noChangeAspect="1"/>
+            </wp:cNvGraphicFramePr>
+            <a:graphic xmlns:a="http://schemas.openxmlformats.org/drawingml/2006/main">
+              <a:graphicData uri="http://schemas.openxmlformats.org/drawingml/2006/picture">
+                <pic:pic xmlns:pic="http://schemas.openxmlformats.org/drawingml/2006/picture">
+                  <pic:nvPicPr>
+                    <pic:cNvPr id="204" name="face336"/>
+                    <pic:cNvPicPr/>
+                  </pic:nvPicPr>
+                  <pic:blipFill>
+                    <a:blip r:embed="rId19"/>
+                    <a:stretch>
+                      <a:fillRect/>
+                    </a:stretch>
+                  </pic:blipFill>
+                  <pic:spPr>
+                    <a:xfrm>
+                      <a:off x="0" y="0"/>
+                      <a:ext cx="3420000" cy="3334500"/>
+                    </a:xfrm>
+                    <a:prstGeom prst="rect">
+                      <a:avLst/>
+                    </a:prstGeom>
+                  </pic:spPr>
+                </pic:pic>
+              </a:graphicData>
+            </a:graphic>
+          </wp:inline>
+        </w:drawing>
+      </w:r>
+    </w:p>
+    <w:p>
+      <w:pPr>
+        <w:spacing w:after="220"/>
+        <w:jc w:val="center"/>
+      </w:pPr>
+      <w:r>
+        <w:rPr>
+          <w:i/>
+          <w:sz w:val="18"/>
+          <w:szCs w:val="18"/>
+          <w:color w:val="595959"/>
+        </w:rPr>
+        <w:t xml:space="preserve">Face « 336 » — table régime / consommation et règle à calcul circulaire.</w:t>
+      </w:r>
+    </w:p>
+    <w:p>
+      <w:pPr>
         <w:pStyle w:val="Titre2"/>
       </w:pPr>
       <w:bookmarkStart w:id="5" w:name="__RefHeading___Toc1542_788097387"/>
@@ -10102,6 +10347,64 @@
       </w:r>
       <w:r>
         <w:t xml:space="preserve"> une montée au niveau indiqué (20.000′ ou 25.000′). Les cases grisées sont sans objet.</w:t>
+      </w:r>
+    </w:p>
+    <w:p>
+      <w:pPr>
+        <w:spacing w:before="160" w:after="40"/>
+        <w:jc w:val="center"/>
+      </w:pPr>
+      <w:r>
+        <w:drawing>
+          <wp:inline distT="0" distB="0" distL="0" distR="0">
+            <wp:extent cx="4320000" cy="3805714"/>
+            <wp:effectExtent l="0" t="0" r="0" b="0"/>
+            <wp:docPr id="205" name="abaque_dmax" descr="abaque_dmax"/>
+            <wp:cNvGraphicFramePr>
+              <a:graphicFrameLocks xmlns:a="http://schemas.openxmlformats.org/drawingml/2006/main" noChangeAspect="1"/>
+            </wp:cNvGraphicFramePr>
+            <a:graphic xmlns:a="http://schemas.openxmlformats.org/drawingml/2006/main">
+              <a:graphicData uri="http://schemas.openxmlformats.org/drawingml/2006/picture">
+                <pic:pic xmlns:pic="http://schemas.openxmlformats.org/drawingml/2006/picture">
+                  <pic:nvPicPr>
+                    <pic:cNvPr id="205" name="abaque_dmax"/>
+                    <pic:cNvPicPr/>
+                  </pic:nvPicPr>
+                  <pic:blipFill>
+                    <a:blip r:embed="rId20"/>
+                    <a:stretch>
+                      <a:fillRect/>
+                    </a:stretch>
+                  </pic:blipFill>
+                  <pic:spPr>
+                    <a:xfrm>
+                      <a:off x="0" y="0"/>
+                      <a:ext cx="4320000" cy="3805714"/>
+                    </a:xfrm>
+                    <a:prstGeom prst="rect">
+                      <a:avLst/>
+                    </a:prstGeom>
+                  </pic:spPr>
+                </pic:pic>
+              </a:graphicData>
+            </a:graphic>
+          </wp:inline>
+        </w:drawing>
+      </w:r>
+    </w:p>
+    <w:p>
+      <w:pPr>
+        <w:spacing w:after="220"/>
+        <w:jc w:val="center"/>
+      </w:pPr>
+      <w:r>
+        <w:rPr>
+          <w:i/>
+          <w:sz w:val="18"/>
+          <w:szCs w:val="18"/>
+          <w:color w:val="595959"/>
+        </w:rPr>
+        <w:t xml:space="preserve">Table « Distance maximale à 19.000 t/m », plaque support (descente IFR comprise).</w:t>
       </w:r>
     </w:p>
     <w:tbl>
@@ -12681,6 +12984,64 @@
         <w:t>La couronne extérieure de la face « 131 » associe, par un repère ▲, chaque altitude à une quantité de carburant (vraisemblablement le carburant restant après montée à ce niveau, à partir des pleins). La progression est régulière, de l’ordre de 50 à 55 L par tranche de 5.000 pieds.</w:t>
       </w:r>
     </w:p>
+    <w:p>
+      <w:pPr>
+        <w:spacing w:before="160" w:after="40"/>
+        <w:jc w:val="center"/>
+      </w:pPr>
+      <w:r>
+        <w:drawing>
+          <wp:inline distT="0" distB="0" distL="0" distR="0">
+            <wp:extent cx="2880000" cy="3896471"/>
+            <wp:effectExtent l="0" t="0" r="0" b="0"/>
+            <wp:docPr id="206" name="couronne" descr="couronne"/>
+            <wp:cNvGraphicFramePr>
+              <a:graphicFrameLocks xmlns:a="http://schemas.openxmlformats.org/drawingml/2006/main" noChangeAspect="1"/>
+            </wp:cNvGraphicFramePr>
+            <a:graphic xmlns:a="http://schemas.openxmlformats.org/drawingml/2006/main">
+              <a:graphicData uri="http://schemas.openxmlformats.org/drawingml/2006/picture">
+                <pic:pic xmlns:pic="http://schemas.openxmlformats.org/drawingml/2006/picture">
+                  <pic:nvPicPr>
+                    <pic:cNvPr id="206" name="couronne"/>
+                    <pic:cNvPicPr/>
+                  </pic:nvPicPr>
+                  <pic:blipFill>
+                    <a:blip r:embed="rId21"/>
+                    <a:stretch>
+                      <a:fillRect/>
+                    </a:stretch>
+                  </pic:blipFill>
+                  <pic:spPr>
+                    <a:xfrm>
+                      <a:off x="0" y="0"/>
+                      <a:ext cx="2880000" cy="3896471"/>
+                    </a:xfrm>
+                    <a:prstGeom prst="rect">
+                      <a:avLst/>
+                    </a:prstGeom>
+                  </pic:spPr>
+                </pic:pic>
+              </a:graphicData>
+            </a:graphic>
+          </wp:inline>
+        </w:drawing>
+      </w:r>
+    </w:p>
+    <w:p>
+      <w:pPr>
+        <w:spacing w:after="220"/>
+        <w:jc w:val="center"/>
+      </w:pPr>
+      <w:r>
+        <w:rPr>
+          <w:i/>
+          <w:sz w:val="18"/>
+          <w:szCs w:val="18"/>
+          <w:color w:val="595959"/>
+        </w:rPr>
+        <w:t xml:space="preserve">Couronne altitude ↔ litres : repères SOL et 710 L (pleins).</w:t>
+      </w:r>
+    </w:p>
     <w:tbl>
       <w:tblPr>
         <w:tblW w:w="9360" w:type="dxa"/>
@@ -13369,7 +13730,7 @@
         <w:jc w:val="both"/>
       </w:pPr>
       <w:r>
-        <w:t>Le bord de la plaque support porte une réglette graduée en kilomètres (et, en regard, en milles nautiques) servant à mesurer directement les distances sur la carte. L’échelle gravée est le 1/1.000.000ᵉ.</w:t>
+        <w:t>Les bords de la plaque support portent, de chaque côté, une réglette graduée en kilomètres (et, en regard, en milles nautiques) servant à mesurer directement les distances sur la carte. L’échelle gravée diffère selon la face : 1/1.000.000ᵉ du côté « 131 », 1/500.000ᵉ du côté « 336 ».</w:t>
       </w:r>
     </w:p>
     <w:p>
@@ -14532,7 +14893,7 @@
         <w:jc w:val="both"/>
       </w:pPr>
       <w:r>
-        <w:t>Sur la carte, mesurer les distances avec la réglette à l’échelle gravée (1/1.000.000ᵉ) et convertir les unités au besoin avec la règle circulaire (§ IV.8).</w:t>
+        <w:t>Sur la carte, mesurer les distances avec la réglette à l’échelle gravée (1/1.000.000ᵉ du côté « 131 », 1/500.000ᵉ du côté « 336 ») et convertir les unités au besoin avec la règle circulaire (§ IV.8).</w:t>
       </w:r>
     </w:p>
     <w:p>
